--- a/docs/design/Solution_Design_Document_v1.docx
+++ b/docs/design/Solution_Design_Document_v1.docx
@@ -17,7 +17,7 @@
       </w:r>
       <w:proofErr w:type="spellStart"/>
       <w:r>
-        <w:t>Alltown</w:t>
+        <w:t>Retail</w:t>
       </w:r>
       <w:proofErr w:type="spellEnd"/>
       <w:r>
